--- a/examples/tutorial/doc/tut_effect_size.docx
+++ b/examples/tutorial/doc/tut_effect_size.docx
@@ -366,18 +366,18 @@
           <wp:inline>
             <wp:extent cx="4620126" cy="3696101"/>
             <wp:effectExtent b="0" l="0" r="0" t="0"/>
-            <wp:docPr descr="" title="" id="21" name="Picture"/>
+            <wp:docPr descr="" title="" id="10" name="Picture"/>
             <a:graphic>
               <a:graphicData uri="http://schemas.openxmlformats.org/drawingml/2006/picture">
                 <pic:pic>
                   <pic:nvPicPr>
-                    <pic:cNvPr descr="/home/gpca/mylibrary/examples/tutorial/doc/tut_effect_size_files/figure-docx/unnamed-chunk-2-1.png" id="22" name="Picture"/>
+                    <pic:cNvPr descr="C:/Git/eogasawara/mylibrary/examples/tutorial/doc/tut_effect_size_files/figure-docx/unnamed-chunk-2-1.png" id="11" name="Picture"/>
                     <pic:cNvPicPr>
                       <a:picLocks noChangeArrowheads="1" noChangeAspect="1"/>
                     </pic:cNvPicPr>
                   </pic:nvPicPr>
                   <pic:blipFill>
-                    <a:blip r:embed="rId20"/>
+                    <a:blip r:embed="rId9"/>
                     <a:stretch>
                       <a:fillRect/>
                     </a:stretch>
@@ -554,8 +554,98 @@
       </w:pPr>
       <w:r>
         <w:rPr>
+          <w:rStyle w:val="NormalTok"/>
+        </w:rPr>
+        <w:t xml:space="preserve">has_rstatix </w:t>
+      </w:r>
+      <w:r>
+        <w:rPr>
+          <w:rStyle w:val="OtherTok"/>
+        </w:rPr>
+        <w:t xml:space="preserve">&lt;-</w:t>
+      </w:r>
+      <w:r>
+        <w:rPr>
+          <w:rStyle w:val="NormalTok"/>
+        </w:rPr>
+        <w:t xml:space="preserve"> </w:t>
+      </w:r>
+      <w:r>
+        <w:rPr>
           <w:rStyle w:val="FunctionTok"/>
         </w:rPr>
+        <w:t xml:space="preserve">requireNamespace</w:t>
+      </w:r>
+      <w:r>
+        <w:rPr>
+          <w:rStyle w:val="NormalTok"/>
+        </w:rPr>
+        <w:t xml:space="preserve">(</w:t>
+      </w:r>
+      <w:r>
+        <w:rPr>
+          <w:rStyle w:val="StringTok"/>
+        </w:rPr>
+        <w:t xml:space="preserve">"rstatix"</w:t>
+      </w:r>
+      <w:r>
+        <w:rPr>
+          <w:rStyle w:val="NormalTok"/>
+        </w:rPr>
+        <w:t xml:space="preserve">, </w:t>
+      </w:r>
+      <w:r>
+        <w:rPr>
+          <w:rStyle w:val="AttributeTok"/>
+        </w:rPr>
+        <w:t xml:space="preserve">quietly =</w:t>
+      </w:r>
+      <w:r>
+        <w:rPr>
+          <w:rStyle w:val="NormalTok"/>
+        </w:rPr>
+        <w:t xml:space="preserve"> </w:t>
+      </w:r>
+      <w:r>
+        <w:rPr>
+          <w:rStyle w:val="ConstantTok"/>
+        </w:rPr>
+        <w:t xml:space="preserve">TRUE</w:t>
+      </w:r>
+      <w:r>
+        <w:rPr>
+          <w:rStyle w:val="NormalTok"/>
+        </w:rPr>
+        <w:t xml:space="preserve">)</w:t>
+      </w:r>
+      <w:r>
+        <w:br/>
+      </w:r>
+      <w:r>
+        <w:rPr>
+          <w:rStyle w:val="ControlFlowTok"/>
+        </w:rPr>
+        <w:t xml:space="preserve">if</w:t>
+      </w:r>
+      <w:r>
+        <w:rPr>
+          <w:rStyle w:val="NormalTok"/>
+        </w:rPr>
+        <w:t xml:space="preserve"> (has_rstatix) {</w:t>
+      </w:r>
+      <w:r>
+        <w:br/>
+      </w:r>
+      <w:r>
+        <w:rPr>
+          <w:rStyle w:val="NormalTok"/>
+        </w:rPr>
+        <w:t xml:space="preserve">  </w:t>
+      </w:r>
+      <w:r>
+        <w:rPr>
+          <w:rStyle w:val="FunctionTok"/>
+        </w:rPr>
         <w:t xml:space="preserve">library</w:t>
       </w:r>
       <w:r>
@@ -563,6 +653,80 @@
           <w:rStyle w:val="NormalTok"/>
         </w:rPr>
         <w:t xml:space="preserve">(rstatix)</w:t>
+      </w:r>
+      <w:r>
+        <w:br/>
+      </w:r>
+      <w:r>
+        <w:rPr>
+          <w:rStyle w:val="NormalTok"/>
+        </w:rPr>
+        <w:t xml:space="preserve">} </w:t>
+      </w:r>
+      <w:r>
+        <w:rPr>
+          <w:rStyle w:val="ControlFlowTok"/>
+        </w:rPr>
+        <w:t xml:space="preserve">else</w:t>
+      </w:r>
+      <w:r>
+        <w:rPr>
+          <w:rStyle w:val="NormalTok"/>
+        </w:rPr>
+        <w:t xml:space="preserve"> {</w:t>
+      </w:r>
+      <w:r>
+        <w:br/>
+      </w:r>
+      <w:r>
+        <w:rPr>
+          <w:rStyle w:val="NormalTok"/>
+        </w:rPr>
+        <w:t xml:space="preserve">  </w:t>
+      </w:r>
+      <w:r>
+        <w:rPr>
+          <w:rStyle w:val="FunctionTok"/>
+        </w:rPr>
+        <w:t xml:space="preserve">message</w:t>
+      </w:r>
+      <w:r>
+        <w:rPr>
+          <w:rStyle w:val="NormalTok"/>
+        </w:rPr>
+        <w:t xml:space="preserve">(</w:t>
+      </w:r>
+      <w:r>
+        <w:rPr>
+          <w:rStyle w:val="StringTok"/>
+        </w:rPr>
+        <w:t xml:space="preserve">"Pacote 'rstatix' nao instalado; usando calculo alternativo de effect size."</w:t>
+      </w:r>
+      <w:r>
+        <w:rPr>
+          <w:rStyle w:val="NormalTok"/>
+        </w:rPr>
+        <w:t xml:space="preserve">)</w:t>
+      </w:r>
+      <w:r>
+        <w:br/>
+      </w:r>
+      <w:r>
+        <w:rPr>
+          <w:rStyle w:val="NormalTok"/>
+        </w:rPr>
+        <w:t xml:space="preserve">}</w:t>
+      </w:r>
+    </w:p>
+    <w:p>
+      <w:pPr>
+        <w:pStyle w:val="SourceCode"/>
+      </w:pPr>
+      <w:r>
+        <w:rPr>
+          <w:rStyle w:val="VerbatimChar"/>
+        </w:rPr>
+        <w:t xml:space="preserve">## Pacote 'rstatix' nao instalado; usando calculo alternativo de effect size.</w:t>
       </w:r>
     </w:p>
     <w:p>
@@ -743,6 +907,27 @@
       </w:pPr>
       <w:r>
         <w:rPr>
+          <w:rStyle w:val="ControlFlowTok"/>
+        </w:rPr>
+        <w:t xml:space="preserve">if</w:t>
+      </w:r>
+      <w:r>
+        <w:rPr>
+          <w:rStyle w:val="NormalTok"/>
+        </w:rPr>
+        <w:t xml:space="preserve"> (has_rstatix) {</w:t>
+      </w:r>
+      <w:r>
+        <w:br/>
+      </w:r>
+      <w:r>
+        <w:rPr>
+          <w:rStyle w:val="NormalTok"/>
+        </w:rPr>
+        <w:t xml:space="preserve">  </w:t>
+      </w:r>
+      <w:r>
+        <w:rPr>
           <w:rStyle w:val="FunctionTok"/>
         </w:rPr>
         <w:t xml:space="preserve">wilcox_effsize</w:t>
@@ -794,6 +979,444 @@
           <w:rStyle w:val="NormalTok"/>
         </w:rPr>
         <w:t xml:space="preserve">data_effect)</w:t>
+      </w:r>
+      <w:r>
+        <w:br/>
+      </w:r>
+      <w:r>
+        <w:rPr>
+          <w:rStyle w:val="NormalTok"/>
+        </w:rPr>
+        <w:t xml:space="preserve">} </w:t>
+      </w:r>
+      <w:r>
+        <w:rPr>
+          <w:rStyle w:val="ControlFlowTok"/>
+        </w:rPr>
+        <w:t xml:space="preserve">else</w:t>
+      </w:r>
+      <w:r>
+        <w:rPr>
+          <w:rStyle w:val="NormalTok"/>
+        </w:rPr>
+        <w:t xml:space="preserve"> {</w:t>
+      </w:r>
+      <w:r>
+        <w:br/>
+      </w:r>
+      <w:r>
+        <w:rPr>
+          <w:rStyle w:val="NormalTok"/>
+        </w:rPr>
+        <w:t xml:space="preserve">  diffs </w:t>
+      </w:r>
+      <w:r>
+        <w:rPr>
+          <w:rStyle w:val="OtherTok"/>
+        </w:rPr>
+        <w:t xml:space="preserve">&lt;-</w:t>
+      </w:r>
+      <w:r>
+        <w:rPr>
+          <w:rStyle w:val="NormalTok"/>
+        </w:rPr>
+        <w:t xml:space="preserve"> MethodA </w:t>
+      </w:r>
+      <w:r>
+        <w:rPr>
+          <w:rStyle w:val="SpecialCharTok"/>
+        </w:rPr>
+        <w:t xml:space="preserve">-</w:t>
+      </w:r>
+      <w:r>
+        <w:rPr>
+          <w:rStyle w:val="NormalTok"/>
+        </w:rPr>
+        <w:t xml:space="preserve"> MethodB</w:t>
+      </w:r>
+      <w:r>
+        <w:br/>
+      </w:r>
+      <w:r>
+        <w:rPr>
+          <w:rStyle w:val="NormalTok"/>
+        </w:rPr>
+        <w:t xml:space="preserve">  diffs </w:t>
+      </w:r>
+      <w:r>
+        <w:rPr>
+          <w:rStyle w:val="OtherTok"/>
+        </w:rPr>
+        <w:t xml:space="preserve">&lt;-</w:t>
+      </w:r>
+      <w:r>
+        <w:rPr>
+          <w:rStyle w:val="NormalTok"/>
+        </w:rPr>
+        <w:t xml:space="preserve"> diffs[diffs </w:t>
+      </w:r>
+      <w:r>
+        <w:rPr>
+          <w:rStyle w:val="SpecialCharTok"/>
+        </w:rPr>
+        <w:t xml:space="preserve">!=</w:t>
+      </w:r>
+      <w:r>
+        <w:rPr>
+          <w:rStyle w:val="NormalTok"/>
+        </w:rPr>
+        <w:t xml:space="preserve"> </w:t>
+      </w:r>
+      <w:r>
+        <w:rPr>
+          <w:rStyle w:val="DecValTok"/>
+        </w:rPr>
+        <w:t xml:space="preserve">0</w:t>
+      </w:r>
+      <w:r>
+        <w:rPr>
+          <w:rStyle w:val="NormalTok"/>
+        </w:rPr>
+        <w:t xml:space="preserve">]</w:t>
+      </w:r>
+      <w:r>
+        <w:br/>
+      </w:r>
+      <w:r>
+        <w:rPr>
+          <w:rStyle w:val="NormalTok"/>
+        </w:rPr>
+        <w:t xml:space="preserve">  ranks </w:t>
+      </w:r>
+      <w:r>
+        <w:rPr>
+          <w:rStyle w:val="OtherTok"/>
+        </w:rPr>
+        <w:t xml:space="preserve">&lt;-</w:t>
+      </w:r>
+      <w:r>
+        <w:rPr>
+          <w:rStyle w:val="NormalTok"/>
+        </w:rPr>
+        <w:t xml:space="preserve"> </w:t>
+      </w:r>
+      <w:r>
+        <w:rPr>
+          <w:rStyle w:val="FunctionTok"/>
+        </w:rPr>
+        <w:t xml:space="preserve">rank</w:t>
+      </w:r>
+      <w:r>
+        <w:rPr>
+          <w:rStyle w:val="NormalTok"/>
+        </w:rPr>
+        <w:t xml:space="preserve">(</w:t>
+      </w:r>
+      <w:r>
+        <w:rPr>
+          <w:rStyle w:val="FunctionTok"/>
+        </w:rPr>
+        <w:t xml:space="preserve">abs</w:t>
+      </w:r>
+      <w:r>
+        <w:rPr>
+          <w:rStyle w:val="NormalTok"/>
+        </w:rPr>
+        <w:t xml:space="preserve">(diffs))</w:t>
+      </w:r>
+      <w:r>
+        <w:br/>
+      </w:r>
+      <w:r>
+        <w:rPr>
+          <w:rStyle w:val="NormalTok"/>
+        </w:rPr>
+        <w:t xml:space="preserve">  signed_rank_sum </w:t>
+      </w:r>
+      <w:r>
+        <w:rPr>
+          <w:rStyle w:val="OtherTok"/>
+        </w:rPr>
+        <w:t xml:space="preserve">&lt;-</w:t>
+      </w:r>
+      <w:r>
+        <w:rPr>
+          <w:rStyle w:val="NormalTok"/>
+        </w:rPr>
+        <w:t xml:space="preserve"> </w:t>
+      </w:r>
+      <w:r>
+        <w:rPr>
+          <w:rStyle w:val="FunctionTok"/>
+        </w:rPr>
+        <w:t xml:space="preserve">sum</w:t>
+      </w:r>
+      <w:r>
+        <w:rPr>
+          <w:rStyle w:val="NormalTok"/>
+        </w:rPr>
+        <w:t xml:space="preserve">(</w:t>
+      </w:r>
+      <w:r>
+        <w:rPr>
+          <w:rStyle w:val="FunctionTok"/>
+        </w:rPr>
+        <w:t xml:space="preserve">sign</w:t>
+      </w:r>
+      <w:r>
+        <w:rPr>
+          <w:rStyle w:val="NormalTok"/>
+        </w:rPr>
+        <w:t xml:space="preserve">(diffs) </w:t>
+      </w:r>
+      <w:r>
+        <w:rPr>
+          <w:rStyle w:val="SpecialCharTok"/>
+        </w:rPr>
+        <w:t xml:space="preserve">*</w:t>
+      </w:r>
+      <w:r>
+        <w:rPr>
+          <w:rStyle w:val="NormalTok"/>
+        </w:rPr>
+        <w:t xml:space="preserve"> ranks)</w:t>
+      </w:r>
+      <w:r>
+        <w:br/>
+      </w:r>
+      <w:r>
+        <w:rPr>
+          <w:rStyle w:val="NormalTok"/>
+        </w:rPr>
+        <w:t xml:space="preserve">  rank_biserial </w:t>
+      </w:r>
+      <w:r>
+        <w:rPr>
+          <w:rStyle w:val="OtherTok"/>
+        </w:rPr>
+        <w:t xml:space="preserve">&lt;-</w:t>
+      </w:r>
+      <w:r>
+        <w:rPr>
+          <w:rStyle w:val="NormalTok"/>
+        </w:rPr>
+        <w:t xml:space="preserve"> signed_rank_sum </w:t>
+      </w:r>
+      <w:r>
+        <w:rPr>
+          <w:rStyle w:val="SpecialCharTok"/>
+        </w:rPr>
+        <w:t xml:space="preserve">/</w:t>
+      </w:r>
+      <w:r>
+        <w:rPr>
+          <w:rStyle w:val="NormalTok"/>
+        </w:rPr>
+        <w:t xml:space="preserve"> </w:t>
+      </w:r>
+      <w:r>
+        <w:rPr>
+          <w:rStyle w:val="FunctionTok"/>
+        </w:rPr>
+        <w:t xml:space="preserve">sum</w:t>
+      </w:r>
+      <w:r>
+        <w:rPr>
+          <w:rStyle w:val="NormalTok"/>
+        </w:rPr>
+        <w:t xml:space="preserve">(ranks)</w:t>
+      </w:r>
+      <w:r>
+        <w:br/>
+      </w:r>
+      <w:r>
+        <w:rPr>
+          <w:rStyle w:val="NormalTok"/>
+        </w:rPr>
+        <w:t xml:space="preserve">  </w:t>
+      </w:r>
+      <w:r>
+        <w:rPr>
+          <w:rStyle w:val="FunctionTok"/>
+        </w:rPr>
+        <w:t xml:space="preserve">data.frame</w:t>
+      </w:r>
+      <w:r>
+        <w:rPr>
+          <w:rStyle w:val="NormalTok"/>
+        </w:rPr>
+        <w:t xml:space="preserve">(</w:t>
+      </w:r>
+      <w:r>
+        <w:br/>
+      </w:r>
+      <w:r>
+        <w:rPr>
+          <w:rStyle w:val="NormalTok"/>
+        </w:rPr>
+        <w:t xml:space="preserve">    </w:t>
+      </w:r>
+      <w:r>
+        <w:rPr>
+          <w:rStyle w:val="AttributeTok"/>
+        </w:rPr>
+        <w:t xml:space="preserve">.y. =</w:t>
+      </w:r>
+      <w:r>
+        <w:rPr>
+          <w:rStyle w:val="NormalTok"/>
+        </w:rPr>
+        <w:t xml:space="preserve"> </w:t>
+      </w:r>
+      <w:r>
+        <w:rPr>
+          <w:rStyle w:val="StringTok"/>
+        </w:rPr>
+        <w:t xml:space="preserve">"y"</w:t>
+      </w:r>
+      <w:r>
+        <w:rPr>
+          <w:rStyle w:val="NormalTok"/>
+        </w:rPr>
+        <w:t xml:space="preserve">,</w:t>
+      </w:r>
+      <w:r>
+        <w:br/>
+      </w:r>
+      <w:r>
+        <w:rPr>
+          <w:rStyle w:val="NormalTok"/>
+        </w:rPr>
+        <w:t xml:space="preserve">    </w:t>
+      </w:r>
+      <w:r>
+        <w:rPr>
+          <w:rStyle w:val="AttributeTok"/>
+        </w:rPr>
+        <w:t xml:space="preserve">group1 =</w:t>
+      </w:r>
+      <w:r>
+        <w:rPr>
+          <w:rStyle w:val="NormalTok"/>
+        </w:rPr>
+        <w:t xml:space="preserve"> </w:t>
+      </w:r>
+      <w:r>
+        <w:rPr>
+          <w:rStyle w:val="StringTok"/>
+        </w:rPr>
+        <w:t xml:space="preserve">"MethodA"</w:t>
+      </w:r>
+      <w:r>
+        <w:rPr>
+          <w:rStyle w:val="NormalTok"/>
+        </w:rPr>
+        <w:t xml:space="preserve">,</w:t>
+      </w:r>
+      <w:r>
+        <w:br/>
+      </w:r>
+      <w:r>
+        <w:rPr>
+          <w:rStyle w:val="NormalTok"/>
+        </w:rPr>
+        <w:t xml:space="preserve">    </w:t>
+      </w:r>
+      <w:r>
+        <w:rPr>
+          <w:rStyle w:val="AttributeTok"/>
+        </w:rPr>
+        <w:t xml:space="preserve">group2 =</w:t>
+      </w:r>
+      <w:r>
+        <w:rPr>
+          <w:rStyle w:val="NormalTok"/>
+        </w:rPr>
+        <w:t xml:space="preserve"> </w:t>
+      </w:r>
+      <w:r>
+        <w:rPr>
+          <w:rStyle w:val="StringTok"/>
+        </w:rPr>
+        <w:t xml:space="preserve">"MethodB"</w:t>
+      </w:r>
+      <w:r>
+        <w:rPr>
+          <w:rStyle w:val="NormalTok"/>
+        </w:rPr>
+        <w:t xml:space="preserve">,</w:t>
+      </w:r>
+      <w:r>
+        <w:br/>
+      </w:r>
+      <w:r>
+        <w:rPr>
+          <w:rStyle w:val="NormalTok"/>
+        </w:rPr>
+        <w:t xml:space="preserve">    </w:t>
+      </w:r>
+      <w:r>
+        <w:rPr>
+          <w:rStyle w:val="AttributeTok"/>
+        </w:rPr>
+        <w:t xml:space="preserve">effect_size =</w:t>
+      </w:r>
+      <w:r>
+        <w:rPr>
+          <w:rStyle w:val="NormalTok"/>
+        </w:rPr>
+        <w:t xml:space="preserve"> </w:t>
+      </w:r>
+      <w:r>
+        <w:rPr>
+          <w:rStyle w:val="StringTok"/>
+        </w:rPr>
+        <w:t xml:space="preserve">"rank_biserial"</w:t>
+      </w:r>
+      <w:r>
+        <w:rPr>
+          <w:rStyle w:val="NormalTok"/>
+        </w:rPr>
+        <w:t xml:space="preserve">,</w:t>
+      </w:r>
+      <w:r>
+        <w:br/>
+      </w:r>
+      <w:r>
+        <w:rPr>
+          <w:rStyle w:val="NormalTok"/>
+        </w:rPr>
+        <w:t xml:space="preserve">    </w:t>
+      </w:r>
+      <w:r>
+        <w:rPr>
+          <w:rStyle w:val="AttributeTok"/>
+        </w:rPr>
+        <w:t xml:space="preserve">effsize =</w:t>
+      </w:r>
+      <w:r>
+        <w:rPr>
+          <w:rStyle w:val="NormalTok"/>
+        </w:rPr>
+        <w:t xml:space="preserve"> rank_biserial</w:t>
+      </w:r>
+      <w:r>
+        <w:br/>
+      </w:r>
+      <w:r>
+        <w:rPr>
+          <w:rStyle w:val="NormalTok"/>
+        </w:rPr>
+        <w:t xml:space="preserve">  )</w:t>
+      </w:r>
+      <w:r>
+        <w:br/>
+      </w:r>
+      <w:r>
+        <w:rPr>
+          <w:rStyle w:val="NormalTok"/>
+        </w:rPr>
+        <w:t xml:space="preserve">}</w:t>
       </w:r>
     </w:p>
     <w:p>
@@ -804,7 +1427,7 @@
         <w:rPr>
           <w:rStyle w:val="VerbatimChar"/>
         </w:rPr>
-        <w:t xml:space="preserve">## # A tibble: 1 × 7</w:t>
+        <w:t xml:space="preserve">##   .y.  group1  group2   effect_size    effsize</w:t>
       </w:r>
       <w:r>
         <w:br/>
@@ -813,25 +1436,7 @@
         <w:rPr>
           <w:rStyle w:val="VerbatimChar"/>
         </w:rPr>
-        <w:t xml:space="preserve">##   .y.   group1  group2  effsize    n1    n2 magnitude</w:t>
-      </w:r>
-      <w:r>
-        <w:br/>
-      </w:r>
-      <w:r>
-        <w:rPr>
-          <w:rStyle w:val="VerbatimChar"/>
-        </w:rPr>
-        <w:t xml:space="preserve">## * &lt;chr&gt; &lt;chr&gt;   &lt;chr&gt;     &lt;dbl&gt; &lt;int&gt; &lt;int&gt; &lt;ord&gt;    </w:t>
-      </w:r>
-      <w:r>
-        <w:br/>
-      </w:r>
-      <w:r>
-        <w:rPr>
-          <w:rStyle w:val="VerbatimChar"/>
-        </w:rPr>
-        <w:t xml:space="preserve">## 1 y     MethodA MethodB   0.389    30    30 moderate</w:t>
+        <w:t xml:space="preserve">## 1   y MethodA MethodB rank_biserial -0.4451613</w:t>
       </w:r>
     </w:p>
     <w:p>
@@ -963,10 +1568,10 @@
   <w:docDefaults>
     <w:rPrDefault>
       <w:rPr>
-        <w:rFonts w:asciiTheme="minorHAnsi" w:cstheme="minorBidi" w:eastAsiaTheme="minorHAnsi" w:hAnsiTheme="minorHAnsi"/>
+        <w:rFonts w:asciiTheme="minorHAnsi" w:cstheme="minorBidi" w:eastAsiaTheme="minorEastAsia" w:hAnsiTheme="minorHAnsi"/>
         <w:sz w:val="24"/>
         <w:szCs w:val="24"/>
-        <w:lang w:bidi="ar-SA" w:eastAsia="en-US" w:val="en-US"/>
+        <w:lang w:bidi="ar-SA" w:eastAsia="zh-CN" w:val="en-US"/>
       </w:rPr>
     </w:rPrDefault>
     <w:pPrDefault>
@@ -1507,13 +2112,6 @@
       </w:tblCellMar>
     </w:tblPr>
     <w:tblStylePr w:type="firstRow">
-      <w:tblPr>
-        <w:jc w:val="left"/>
-        <w:tblInd w:type="dxa" w:w="0"/>
-      </w:tblPr>
-      <w:trPr>
-        <w:jc w:val="left"/>
-      </w:trPr>
       <w:tcPr>
         <w:tcBorders>
           <w:bottom w:val="single"/>
